--- a/Project Documents/721814 SOP/721814 SOP/Medical/CS_WI_MS003 Revision 10.docx
+++ b/Project Documents/721814 SOP/721814 SOP/Medical/CS_WI_MS003 Revision 10.docx
@@ -89,41 +89,6 @@
                 <w:rFonts w:ascii="Times New Roman"/>
                 <w:sz w:val="20"/>
               </w:rPr>
-              <w:drawing>
-                <wp:inline distT="0" distB="0" distL="0" distR="0">
-                  <wp:extent cx="1978151" cy="347472"/>
-                  <wp:effectExtent l="0" t="0" r="0" b="0"/>
-                  <wp:docPr id="1" name="image1.png"/>
-                  <wp:cNvGraphicFramePr>
-                    <a:graphicFrameLocks noChangeAspect="1"/>
-                  </wp:cNvGraphicFramePr>
-                  <a:graphic>
-                    <a:graphicData uri="http://schemas.openxmlformats.org/drawingml/2006/picture">
-                      <pic:pic>
-                        <pic:nvPicPr>
-                          <pic:cNvPr id="2" name="image1.png"/>
-                          <pic:cNvPicPr/>
-                        </pic:nvPicPr>
-                        <pic:blipFill>
-                          <a:blip r:embed="rId6" cstate="print"/>
-                          <a:stretch>
-                            <a:fillRect/>
-                          </a:stretch>
-                        </pic:blipFill>
-                        <pic:spPr>
-                          <a:xfrm>
-                            <a:off x="0" y="0"/>
-                            <a:ext cx="1978151" cy="347472"/>
-                          </a:xfrm>
-                          <a:prstGeom prst="rect">
-                            <a:avLst/>
-                          </a:prstGeom>
-                        </pic:spPr>
-                      </pic:pic>
-                    </a:graphicData>
-                  </a:graphic>
-                </wp:inline>
-              </w:drawing>
             </w:r>
             <w:r>
               <w:rPr>
@@ -2846,12 +2811,6 @@
       </w:pPr>
       <w:r>
         <w:rPr/>
-        <w:pict>
-          <v:rect style="position:absolute;margin-left:66pt;margin-top:8.240967pt;width:475.44pt;height:.24pt;mso-position-horizontal-relative:page;mso-position-vertical-relative:paragraph;z-index:-15728640;mso-wrap-distance-left:0;mso-wrap-distance-right:0" id="docshape2" filled="true" fillcolor="#000000" stroked="false">
-            <v:fill type="solid"/>
-            <w10:wrap type="topAndBottom"/>
-          </v:rect>
-        </w:pict>
       </w:r>
     </w:p>
     <w:p>
@@ -3182,6 +3141,11 @@
         </w:rPr>
         <w:sectPr>
           <w:footerReference w:type="default" r:id="rId5"/>
+          <w:headerReference w:type="default" r:id="rId46"/>
+          <w:headerReference w:type="first" r:id="rId47"/>
+          <w:headerReference w:type="even" r:id="rId48"/>
+          <w:footerReference w:type="first" r:id="rId49"/>
+          <w:footerReference w:type="even" r:id="rId50"/>
           <w:type w:val="continuous"/>
           <w:pgSz w:w="12240" w:h="15840"/>
           <w:pgMar w:footer="224" w:header="0" w:top="700" w:bottom="420" w:left="780" w:right="980"/>
@@ -10356,44 +10320,6 @@
       </w:pPr>
       <w:r>
         <w:rPr/>
-        <w:pict>
-          <v:group style="position:absolute;margin-left:93.667313pt;margin-top:9.249316pt;width:426.9pt;height:547.15pt;mso-position-horizontal-relative:page;mso-position-vertical-relative:paragraph;z-index:-15727616;mso-wrap-distance-left:0;mso-wrap-distance-right:0" id="docshapegroup6" coordorigin="1873,185" coordsize="8538,10943">
-            <v:shape style="position:absolute;left:1873;top:184;width:8538;height:10943" type="#_x0000_t75" id="docshape7" stroked="false">
-              <v:imagedata r:id="rId9" o:title=""/>
-            </v:shape>
-            <v:rect style="position:absolute;left:7363;top:7139;width:116;height:336" id="docshape8" filled="true" fillcolor="#ffffff" stroked="false">
-              <v:fill type="solid"/>
-            </v:rect>
-            <v:rect style="position:absolute;left:7363;top:7139;width:116;height:336" id="docshape9" filled="false" stroked="true" strokeweight=".5pt" strokecolor="#ffffff">
-              <v:stroke dashstyle="solid"/>
-            </v:rect>
-            <v:shape style="position:absolute;left:7305;top:7221;width:135;height:177" type="#_x0000_t202" id="docshape10" filled="false" stroked="false">
-              <v:textbox inset="0,0,0,0">
-                <w:txbxContent>
-                  <w:p>
-                    <w:pPr>
-                      <w:spacing w:line="177" w:lineRule="exact" w:before="0"/>
-                      <w:ind w:left="0" w:right="0" w:firstLine="0"/>
-                      <w:jc w:val="left"/>
-                      <w:rPr>
-                        <w:sz w:val="16"/>
-                      </w:rPr>
-                    </w:pPr>
-                    <w:r>
-                      <w:rPr>
-                        <w:w w:val="99"/>
-                        <w:sz w:val="16"/>
-                      </w:rPr>
-                      <w:t>C</w:t>
-                    </w:r>
-                  </w:p>
-                </w:txbxContent>
-              </v:textbox>
-              <w10:wrap type="none"/>
-            </v:shape>
-            <w10:wrap type="topAndBottom"/>
-          </v:group>
-        </w:pict>
       </w:r>
     </w:p>
     <w:p>
@@ -10625,142 +10551,6 @@
       </w:pPr>
       <w:r>
         <w:rPr/>
-        <w:pict>
-          <v:group style="position:absolute;margin-left:167.161484pt;margin-top:11.541134pt;width:277.350pt;height:346.7pt;mso-position-horizontal-relative:page;mso-position-vertical-relative:paragraph;z-index:-15726592;mso-wrap-distance-left:0;mso-wrap-distance-right:0" id="docshapegroup13" coordorigin="3343,231" coordsize="5547,6934">
-            <v:shape style="position:absolute;left:3379;top:266;width:5511;height:879" type="#_x0000_t75" id="docshape14" stroked="false">
-              <v:imagedata r:id="rId12" o:title=""/>
-            </v:shape>
-            <v:shape style="position:absolute;left:3355;top:242;width:5487;height:850" type="#_x0000_t75" id="docshape15" stroked="false">
-              <v:imagedata r:id="rId13" o:title=""/>
-            </v:shape>
-            <v:shape style="position:absolute;left:3355;top:242;width:5487;height:850" id="docshape16" coordorigin="3355,243" coordsize="5487,850" path="m3446,1092l8755,1092,8789,1086,8816,1067,8835,1040,8842,1006,8842,334,8835,299,8816,270,8789,250,8755,243,3446,243,3412,250,3383,270,3363,299,3355,334,3355,1006,3363,1040,3383,1067,3412,1086,3446,1092xe" filled="false" stroked="true" strokeweight="1.197010pt" strokecolor="#676262">
-              <v:path arrowok="t"/>
-              <v:stroke dashstyle="solid"/>
-            </v:shape>
-            <v:shape style="position:absolute;left:3873;top:578;width:1719;height:432" type="#_x0000_t75" id="docshape17" stroked="false">
-              <v:imagedata r:id="rId14" o:title=""/>
-            </v:shape>
-            <v:shape style="position:absolute;left:5654;top:578;width:2285;height:548" type="#_x0000_t75" id="docshape18" stroked="false">
-              <v:imagedata r:id="rId15" o:title=""/>
-            </v:shape>
-            <v:shape style="position:absolute;left:8001;top:578;width:423;height:432" type="#_x0000_t75" id="docshape19" stroked="false">
-              <v:imagedata r:id="rId16" o:title=""/>
-            </v:shape>
-            <v:line style="position:absolute" from="6101,1092" to="6101,1654" stroked="true" strokeweight=".99699pt" strokecolor="#676262">
-              <v:stroke dashstyle="solid"/>
-            </v:line>
-            <v:shape style="position:absolute;left:3379;top:1826;width:5511;height:879" type="#_x0000_t75" id="docshape20" stroked="false">
-              <v:imagedata r:id="rId17" o:title=""/>
-            </v:shape>
-            <v:shape style="position:absolute;left:3355;top:1802;width:5487;height:850" type="#_x0000_t75" id="docshape21" stroked="false">
-              <v:imagedata r:id="rId18" o:title=""/>
-            </v:shape>
-            <v:shape style="position:absolute;left:3355;top:1802;width:5487;height:850" id="docshape22" coordorigin="3355,1803" coordsize="5487,850" path="m3446,2652l8755,2652,8789,2646,8816,2627,8835,2600,8842,2566,8842,1894,8835,1859,8816,1830,8789,1810,8755,1803,3446,1803,3412,1810,3383,1830,3363,1859,3355,1894,3355,2566,3363,2600,3383,2627,3412,2646,3446,2652xe" filled="false" stroked="true" strokeweight="1.197010pt" strokecolor="#676262">
-              <v:path arrowok="t"/>
-              <v:stroke dashstyle="solid"/>
-            </v:shape>
-            <v:shape style="position:absolute;left:3864;top:2028;width:4301;height:274" type="#_x0000_t75" id="docshape23" stroked="false">
-              <v:imagedata r:id="rId19" o:title=""/>
-            </v:shape>
-            <v:shape style="position:absolute;left:3878;top:2249;width:3341;height:548" type="#_x0000_t75" id="docshape24" stroked="false">
-              <v:imagedata r:id="rId20" o:title=""/>
-            </v:shape>
-            <v:shape style="position:absolute;left:7200;top:2249;width:495;height:548" type="#_x0000_t75" id="docshape25" stroked="false">
-              <v:imagedata r:id="rId21" o:title=""/>
-            </v:shape>
-            <v:shape style="position:absolute;left:6000;top:1606;width:197;height:197" type="#_x0000_t75" id="docshape26" stroked="false">
-              <v:imagedata r:id="rId22" o:title=""/>
-            </v:shape>
-            <v:line style="position:absolute" from="6101,2652" to="6101,3214" stroked="true" strokeweight=".99699pt" strokecolor="#676262">
-              <v:stroke dashstyle="solid"/>
-            </v:line>
-            <v:shape style="position:absolute;left:3379;top:3386;width:5511;height:879" type="#_x0000_t75" id="docshape27" stroked="false">
-              <v:imagedata r:id="rId23" o:title=""/>
-            </v:shape>
-            <v:shape style="position:absolute;left:3355;top:3362;width:5487;height:850" type="#_x0000_t75" id="docshape28" stroked="false">
-              <v:imagedata r:id="rId18" o:title=""/>
-            </v:shape>
-            <v:shape style="position:absolute;left:3355;top:3362;width:5487;height:850" id="docshape29" coordorigin="3355,3363" coordsize="5487,850" path="m3446,4212l8755,4212,8789,4206,8816,4187,8835,4160,8842,4126,8842,3454,8835,3419,8816,3390,8789,3370,8755,3363,3446,3363,3412,3370,3383,3390,3363,3419,3355,3454,3355,4126,3363,4160,3383,4187,3412,4206,3446,4212xe" filled="false" stroked="true" strokeweight="1.197010pt" strokecolor="#676262">
-              <v:path arrowok="t"/>
-              <v:stroke dashstyle="solid"/>
-            </v:shape>
-            <v:shape style="position:absolute;left:3868;top:3478;width:2535;height:548" type="#_x0000_t75" id="docshape30" stroked="false">
-              <v:imagedata r:id="rId24" o:title=""/>
-            </v:shape>
-            <v:shape style="position:absolute;left:6422;top:3478;width:173;height:432" type="#_x0000_t75" id="docshape31" stroked="false">
-              <v:imagedata r:id="rId25" o:title=""/>
-            </v:shape>
-            <v:shape style="position:absolute;left:6643;top:3478;width:231;height:432" type="#_x0000_t75" id="docshape32" stroked="false">
-              <v:imagedata r:id="rId26" o:title=""/>
-            </v:shape>
-            <v:shape style="position:absolute;left:6940;top:3478;width:884;height:548" type="#_x0000_t75" id="docshape33" stroked="false">
-              <v:imagedata r:id="rId27" o:title=""/>
-            </v:shape>
-            <v:shape style="position:absolute;left:7809;top:3478;width:692;height:432" type="#_x0000_t75" id="docshape34" stroked="false">
-              <v:imagedata r:id="rId28" o:title=""/>
-            </v:shape>
-            <v:shape style="position:absolute;left:3878;top:3718;width:1767;height:432" type="#_x0000_t75" id="docshape35" stroked="false">
-              <v:imagedata r:id="rId29" o:title=""/>
-            </v:shape>
-            <v:shape style="position:absolute;left:6000;top:3166;width:197;height:197" type="#_x0000_t75" id="docshape36" stroked="false">
-              <v:imagedata r:id="rId22" o:title=""/>
-            </v:shape>
-            <v:line style="position:absolute" from="6101,4212" to="6101,4664" stroked="true" strokeweight=".99699pt" strokecolor="#676262">
-              <v:stroke dashstyle="solid"/>
-            </v:line>
-            <v:shape style="position:absolute;left:3379;top:4841;width:5511;height:874" type="#_x0000_t75" id="docshape37" stroked="false">
-              <v:imagedata r:id="rId30" o:title=""/>
-            </v:shape>
-            <v:shape style="position:absolute;left:3355;top:4817;width:5487;height:850" type="#_x0000_t75" id="docshape38" stroked="false">
-              <v:imagedata r:id="rId31" o:title=""/>
-            </v:shape>
-            <v:shape style="position:absolute;left:3355;top:4817;width:5487;height:850" id="docshape39" coordorigin="3355,4817" coordsize="5487,850" path="m3446,5667l8755,5667,8789,5659,8816,5639,8835,5610,8842,5576,8842,4904,8835,4870,8816,4842,8789,4824,8755,4817,3446,4817,3412,4824,3383,4842,3363,4870,3355,4904,3355,5576,3363,5610,3383,5639,3412,5659,3446,5667xe" filled="false" stroked="true" strokeweight="1.197010pt" strokecolor="#676262">
-              <v:path arrowok="t"/>
-              <v:stroke dashstyle="solid"/>
-            </v:shape>
-            <v:shape style="position:absolute;left:3926;top:4932;width:1152;height:432" type="#_x0000_t75" id="docshape40" stroked="false">
-              <v:imagedata r:id="rId32" o:title=""/>
-            </v:shape>
-            <v:shape style="position:absolute;left:3878;top:4932;width:2314;height:783" type="#_x0000_t75" id="docshape41" stroked="false">
-              <v:imagedata r:id="rId33" o:title=""/>
-            </v:shape>
-            <v:shape style="position:absolute;left:6235;top:4932;width:2151;height:548" type="#_x0000_t75" id="docshape42" stroked="false">
-              <v:imagedata r:id="rId34" o:title=""/>
-            </v:shape>
-            <v:shape style="position:absolute;left:5097;top:5167;width:620;height:548" type="#_x0000_t75" id="docshape43" stroked="false">
-              <v:imagedata r:id="rId35" o:title=""/>
-            </v:shape>
-            <v:shape style="position:absolute;left:6000;top:4615;width:197;height:202" type="#_x0000_t75" id="docshape44" stroked="false">
-              <v:imagedata r:id="rId36" o:title=""/>
-            </v:shape>
-            <v:line style="position:absolute" from="6101,5667" to="6101,6118" stroked="true" strokeweight=".99699pt" strokecolor="#676262">
-              <v:stroke dashstyle="solid"/>
-            </v:line>
-            <v:shape style="position:absolute;left:3393;top:6300;width:5496;height:864" type="#_x0000_t75" id="docshape45" stroked="false">
-              <v:imagedata r:id="rId37" o:title=""/>
-            </v:shape>
-            <v:shape style="position:absolute;left:3355;top:6266;width:5487;height:850" type="#_x0000_t75" id="docshape46" stroked="false">
-              <v:imagedata r:id="rId38" o:title=""/>
-            </v:shape>
-            <v:shape style="position:absolute;left:3355;top:6266;width:5487;height:850" id="docshape47" coordorigin="3355,6267" coordsize="5487,850" path="m3446,7116l8755,7116,8789,7110,8816,7091,8835,7062,8842,7025,8842,6358,8835,6321,8816,6293,8789,6274,8755,6267,3446,6267,3412,6274,3383,6293,3363,6321,3355,6358,3355,7025,3363,7062,3383,7091,3412,7110,3446,7116xe" filled="false" stroked="true" strokeweight="1.197010pt" strokecolor="#676262">
-              <v:path arrowok="t"/>
-              <v:stroke dashstyle="solid"/>
-            </v:shape>
-            <v:shape style="position:absolute;left:3873;top:6386;width:1340;height:432" type="#_x0000_t75" id="docshape48" stroked="false">
-              <v:imagedata r:id="rId39" o:title=""/>
-            </v:shape>
-            <v:shape style="position:absolute;left:5212;top:6386;width:3495;height:548" type="#_x0000_t75" id="docshape49" stroked="false">
-              <v:imagedata r:id="rId40" o:title=""/>
-            </v:shape>
-            <v:shape style="position:absolute;left:3864;top:6631;width:884;height:432" type="#_x0000_t75" id="docshape50" stroked="false">
-              <v:imagedata r:id="rId41" o:title=""/>
-            </v:shape>
-            <v:shape style="position:absolute;left:6000;top:6070;width:197;height:197" type="#_x0000_t75" id="docshape51" stroked="false">
-              <v:imagedata r:id="rId22" o:title=""/>
-            </v:shape>
-            <w10:wrap type="topAndBottom"/>
-          </v:group>
-        </w:pict>
       </w:r>
     </w:p>
     <w:p>
@@ -10918,12 +10708,6 @@
       </w:pPr>
       <w:r>
         <w:rPr/>
-        <w:pict>
-          <v:rect style="position:absolute;margin-left:66pt;margin-top:9.935625pt;width:475.44pt;height:.24pt;mso-position-horizontal-relative:page;mso-position-vertical-relative:paragraph;z-index:-15726080;mso-wrap-distance-left:0;mso-wrap-distance-right:0" id="docshape52" filled="true" fillcolor="#000000" stroked="false">
-            <v:fill type="solid"/>
-            <w10:wrap type="topAndBottom"/>
-          </v:rect>
-        </w:pict>
       </w:r>
     </w:p>
     <w:p>
@@ -11271,49 +11055,6 @@
       </w:pPr>
       <w:r>
         <w:rPr/>
-        <w:drawing>
-          <wp:anchor distT="0" distB="0" distL="0" distR="0" allowOverlap="1" layoutInCell="1" locked="0" behindDoc="0" simplePos="0" relativeHeight="15731712">
-            <wp:simplePos x="0" y="0"/>
-            <wp:positionH relativeFrom="page">
-              <wp:posOffset>1780794</wp:posOffset>
-            </wp:positionH>
-            <wp:positionV relativeFrom="paragraph">
-              <wp:posOffset>207033</wp:posOffset>
-            </wp:positionV>
-            <wp:extent cx="19812" cy="9905"/>
-            <wp:effectExtent l="0" t="0" r="0" b="0"/>
-            <wp:wrapNone/>
-            <wp:docPr id="7" name="image33.png"/>
-            <wp:cNvGraphicFramePr>
-              <a:graphicFrameLocks noChangeAspect="1"/>
-            </wp:cNvGraphicFramePr>
-            <a:graphic>
-              <a:graphicData uri="http://schemas.openxmlformats.org/drawingml/2006/picture">
-                <pic:pic>
-                  <pic:nvPicPr>
-                    <pic:cNvPr id="8" name="image33.png"/>
-                    <pic:cNvPicPr/>
-                  </pic:nvPicPr>
-                  <pic:blipFill>
-                    <a:blip r:embed="rId44" cstate="print"/>
-                    <a:stretch>
-                      <a:fillRect/>
-                    </a:stretch>
-                  </pic:blipFill>
-                  <pic:spPr>
-                    <a:xfrm>
-                      <a:off x="0" y="0"/>
-                      <a:ext cx="19812" cy="9905"/>
-                    </a:xfrm>
-                    <a:prstGeom prst="rect">
-                      <a:avLst/>
-                    </a:prstGeom>
-                  </pic:spPr>
-                </pic:pic>
-              </a:graphicData>
-            </a:graphic>
-          </wp:anchor>
-        </w:drawing>
       </w:r>
       <w:bookmarkStart w:name="216109696_1_0_sgTemplateFile.pdf" w:id="2"/>
       <w:bookmarkEnd w:id="2"/>
@@ -12211,183 +11952,6 @@
     </w:pPr>
     <w:r>
       <w:rPr/>
-      <w:pict>
-        <v:shapetype id="_x0000_t202" o:spt="202" coordsize="21600,21600" path="m,l,21600r21600,l21600,xe">
-          <v:stroke joinstyle="miter"/>
-          <v:path gradientshapeok="t" o:connecttype="rect"/>
-        </v:shapetype>
-        <v:shape style="position:absolute;margin-left:108.272003pt;margin-top:767.575989pt;width:395.5pt;height:16.45pt;mso-position-horizontal-relative:page;mso-position-vertical-relative:page;z-index:-16094720" type="#_x0000_t202" id="docshape1" filled="false" stroked="false">
-          <v:textbox inset="0,0,0,0">
-            <w:txbxContent>
-              <w:p>
-                <w:pPr>
-                  <w:spacing w:before="23"/>
-                  <w:ind w:left="20" w:right="0" w:firstLine="0"/>
-                  <w:jc w:val="left"/>
-                  <w:rPr>
-                    <w:rFonts w:ascii="Trebuchet MS"/>
-                    <w:sz w:val="24"/>
-                  </w:rPr>
-                </w:pPr>
-                <w:r>
-                  <w:rPr>
-                    <w:rFonts w:ascii="Trebuchet MS"/>
-                    <w:color w:val="191919"/>
-                    <w:spacing w:val="-6"/>
-                    <w:sz w:val="24"/>
-                  </w:rPr>
-                  <w:t>UNCONTROLLED</w:t>
-                </w:r>
-                <w:r>
-                  <w:rPr>
-                    <w:rFonts w:ascii="Trebuchet MS"/>
-                    <w:color w:val="191919"/>
-                    <w:spacing w:val="-14"/>
-                    <w:sz w:val="24"/>
-                  </w:rPr>
-                  <w:t> </w:t>
-                </w:r>
-                <w:r>
-                  <w:rPr>
-                    <w:rFonts w:ascii="Trebuchet MS"/>
-                    <w:color w:val="191919"/>
-                    <w:spacing w:val="-6"/>
-                    <w:sz w:val="24"/>
-                  </w:rPr>
-                  <w:t>COPY</w:t>
-                </w:r>
-                <w:r>
-                  <w:rPr>
-                    <w:rFonts w:ascii="Trebuchet MS"/>
-                    <w:color w:val="191919"/>
-                    <w:spacing w:val="-13"/>
-                    <w:sz w:val="24"/>
-                  </w:rPr>
-                  <w:t> </w:t>
-                </w:r>
-                <w:r>
-                  <w:rPr>
-                    <w:rFonts w:ascii="Trebuchet MS"/>
-                    <w:color w:val="191919"/>
-                    <w:spacing w:val="-6"/>
-                    <w:sz w:val="24"/>
-                  </w:rPr>
-                  <w:t>CS_WI_MS003</w:t>
-                </w:r>
-                <w:r>
-                  <w:rPr>
-                    <w:rFonts w:ascii="Trebuchet MS"/>
-                    <w:color w:val="191919"/>
-                    <w:spacing w:val="-13"/>
-                    <w:sz w:val="24"/>
-                  </w:rPr>
-                  <w:t> </w:t>
-                </w:r>
-                <w:r>
-                  <w:rPr>
-                    <w:rFonts w:ascii="Trebuchet MS"/>
-                    <w:color w:val="191919"/>
-                    <w:spacing w:val="-6"/>
-                    <w:sz w:val="24"/>
-                  </w:rPr>
-                  <w:t>Revision</w:t>
-                </w:r>
-                <w:r>
-                  <w:rPr>
-                    <w:rFonts w:ascii="Trebuchet MS"/>
-                    <w:color w:val="191919"/>
-                    <w:spacing w:val="-13"/>
-                    <w:sz w:val="24"/>
-                  </w:rPr>
-                  <w:t> </w:t>
-                </w:r>
-                <w:r>
-                  <w:rPr>
-                    <w:rFonts w:ascii="Trebuchet MS"/>
-                    <w:color w:val="191919"/>
-                    <w:spacing w:val="-6"/>
-                    <w:sz w:val="24"/>
-                  </w:rPr>
-                  <w:t>10</w:t>
-                </w:r>
-                <w:r>
-                  <w:rPr>
-                    <w:rFonts w:ascii="Trebuchet MS"/>
-                    <w:color w:val="191919"/>
-                    <w:spacing w:val="-14"/>
-                    <w:sz w:val="24"/>
-                  </w:rPr>
-                  <w:t> </w:t>
-                </w:r>
-                <w:r>
-                  <w:rPr>
-                    <w:rFonts w:ascii="Trebuchet MS"/>
-                    <w:color w:val="191919"/>
-                    <w:spacing w:val="-6"/>
-                    <w:sz w:val="24"/>
-                  </w:rPr>
-                  <w:t>-</w:t>
-                </w:r>
-                <w:r>
-                  <w:rPr>
-                    <w:rFonts w:ascii="Trebuchet MS"/>
-                    <w:color w:val="191919"/>
-                    <w:spacing w:val="-13"/>
-                    <w:sz w:val="24"/>
-                  </w:rPr>
-                  <w:t> </w:t>
-                </w:r>
-                <w:r>
-                  <w:rPr>
-                    <w:rFonts w:ascii="Trebuchet MS"/>
-                    <w:color w:val="191919"/>
-                    <w:spacing w:val="-6"/>
-                    <w:sz w:val="24"/>
-                  </w:rPr>
-                  <w:t>EFFECTIVE</w:t>
-                </w:r>
-                <w:r>
-                  <w:rPr>
-                    <w:rFonts w:ascii="Trebuchet MS"/>
-                    <w:color w:val="191919"/>
-                    <w:spacing w:val="-13"/>
-                    <w:sz w:val="24"/>
-                  </w:rPr>
-                  <w:t> </w:t>
-                </w:r>
-                <w:r>
-                  <w:rPr>
-                    <w:rFonts w:ascii="Trebuchet MS"/>
-                    <w:color w:val="191919"/>
-                    <w:spacing w:val="-6"/>
-                    <w:sz w:val="24"/>
-                  </w:rPr>
-                  <w:t>on</w:t>
-                </w:r>
-                <w:r>
-                  <w:rPr>
-                    <w:rFonts w:ascii="Trebuchet MS"/>
-                    <w:color w:val="191919"/>
-                    <w:spacing w:val="-13"/>
-                    <w:sz w:val="24"/>
-                  </w:rPr>
-                  <w:t> </w:t>
-                </w:r>
-                <w:r>
-                  <w:rPr>
-                    <w:rFonts w:ascii="Trebuchet MS"/>
-                    <w:color w:val="191919"/>
-                    <w:spacing w:val="-6"/>
-                    <w:sz w:val="24"/>
-                  </w:rPr>
-                  <w:t>01-May-2019</w:t>
-                </w:r>
-              </w:p>
-            </w:txbxContent>
-          </v:textbox>
-          <w10:wrap type="none"/>
-        </v:shape>
-      </w:pict>
     </w:r>
   </w:p>
 </w:ftr>
@@ -12405,531 +11969,9 @@
     </w:pPr>
     <w:r>
       <w:rPr/>
-      <w:pict>
-        <v:rect style="position:absolute;margin-left:66pt;margin-top:738pt;width:475.44pt;height:.24pt;mso-position-horizontal-relative:page;mso-position-vertical-relative:page;z-index:-16093696" id="docshape4" filled="true" fillcolor="#000000" stroked="false">
-          <v:fill type="solid"/>
-          <w10:wrap type="none"/>
-        </v:rect>
-      </w:pict>
     </w:r>
     <w:r>
       <w:rPr/>
-      <w:pict>
-        <v:shape style="position:absolute;margin-left:71pt;margin-top:738.470215pt;width:457.8pt;height:45.55pt;mso-position-horizontal-relative:page;mso-position-vertical-relative:page;z-index:-16093184" type="#_x0000_t202" id="docshape5" filled="false" stroked="false">
-          <v:textbox inset="0,0,0,0">
-            <w:txbxContent>
-              <w:p>
-                <w:pPr>
-                  <w:spacing w:line="183" w:lineRule="exact" w:before="13"/>
-                  <w:ind w:left="4244" w:right="0" w:firstLine="0"/>
-                  <w:jc w:val="left"/>
-                  <w:rPr>
-                    <w:sz w:val="16"/>
-                  </w:rPr>
-                </w:pPr>
-                <w:r>
-                  <w:rPr>
-                    <w:sz w:val="16"/>
-                  </w:rPr>
-                  <w:t>Page</w:t>
-                </w:r>
-                <w:r>
-                  <w:rPr>
-                    <w:spacing w:val="-2"/>
-                    <w:sz w:val="16"/>
-                  </w:rPr>
-                  <w:t> </w:t>
-                </w:r>
-                <w:r>
-                  <w:rPr>
-                    <w:sz w:val="16"/>
-                  </w:rPr>
-                  <w:fldChar w:fldCharType="begin"/>
-                </w:r>
-                <w:r>
-                  <w:rPr>
-                    <w:sz w:val="16"/>
-                  </w:rPr>
-                  <w:instrText> PAGE </w:instrText>
-                </w:r>
-                <w:r>
-                  <w:rPr>
-                    <w:sz w:val="16"/>
-                  </w:rPr>
-                  <w:fldChar w:fldCharType="separate"/>
-                </w:r>
-                <w:r>
-                  <w:rPr>
-                    <w:sz w:val="16"/>
-                  </w:rPr>
-                  <w:t>2</w:t>
-                </w:r>
-                <w:r>
-                  <w:rPr>
-                    <w:sz w:val="16"/>
-                  </w:rPr>
-                  <w:fldChar w:fldCharType="end"/>
-                </w:r>
-                <w:r>
-                  <w:rPr>
-                    <w:spacing w:val="-4"/>
-                    <w:sz w:val="16"/>
-                  </w:rPr>
-                  <w:t> </w:t>
-                </w:r>
-                <w:r>
-                  <w:rPr>
-                    <w:sz w:val="16"/>
-                  </w:rPr>
-                  <w:t>of</w:t>
-                </w:r>
-                <w:r>
-                  <w:rPr>
-                    <w:spacing w:val="-3"/>
-                    <w:sz w:val="16"/>
-                  </w:rPr>
-                  <w:t> </w:t>
-                </w:r>
-                <w:r>
-                  <w:rPr>
-                    <w:spacing w:val="-10"/>
-                    <w:sz w:val="16"/>
-                  </w:rPr>
-                  <w:t>6</w:t>
-                </w:r>
-              </w:p>
-              <w:p>
-                <w:pPr>
-                  <w:spacing w:line="244" w:lineRule="auto" w:before="0"/>
-                  <w:ind w:left="20" w:right="0" w:firstLine="0"/>
-                  <w:jc w:val="left"/>
-                  <w:rPr>
-                    <w:sz w:val="16"/>
-                  </w:rPr>
-                </w:pPr>
-                <w:r>
-                  <w:rPr>
-                    <w:sz w:val="16"/>
-                  </w:rPr>
-                  <w:t>Copyright</w:t>
-                </w:r>
-                <w:r>
-                  <w:rPr>
-                    <w:spacing w:val="-3"/>
-                    <w:sz w:val="16"/>
-                  </w:rPr>
-                  <w:t> </w:t>
-                </w:r>
-                <w:r>
-                  <w:rPr>
-                    <w:sz w:val="16"/>
-                  </w:rPr>
-                  <w:t>©</w:t>
-                </w:r>
-                <w:r>
-                  <w:rPr>
-                    <w:spacing w:val="-2"/>
-                    <w:sz w:val="16"/>
-                  </w:rPr>
-                  <w:t> </w:t>
-                </w:r>
-                <w:r>
-                  <w:rPr>
-                    <w:sz w:val="16"/>
-                  </w:rPr>
-                  <w:t>2006,</w:t>
-                </w:r>
-                <w:r>
-                  <w:rPr>
-                    <w:spacing w:val="-3"/>
-                    <w:sz w:val="16"/>
-                  </w:rPr>
-                  <w:t> </w:t>
-                </w:r>
-                <w:r>
-                  <w:rPr>
-                    <w:sz w:val="16"/>
-                  </w:rPr>
-                  <w:t>2009,</w:t>
-                </w:r>
-                <w:r>
-                  <w:rPr>
-                    <w:spacing w:val="-3"/>
-                    <w:sz w:val="16"/>
-                  </w:rPr>
-                  <w:t> </w:t>
-                </w:r>
-                <w:r>
-                  <w:rPr>
-                    <w:sz w:val="16"/>
-                  </w:rPr>
-                  <w:t>2011,</w:t>
-                </w:r>
-                <w:r>
-                  <w:rPr>
-                    <w:spacing w:val="-3"/>
-                    <w:sz w:val="16"/>
-                  </w:rPr>
-                  <w:t> </w:t>
-                </w:r>
-                <w:r>
-                  <w:rPr>
-                    <w:sz w:val="16"/>
-                  </w:rPr>
-                  <w:t>2013,</w:t>
-                </w:r>
-                <w:r>
-                  <w:rPr>
-                    <w:spacing w:val="-3"/>
-                    <w:sz w:val="16"/>
-                  </w:rPr>
-                  <w:t> </w:t>
-                </w:r>
-                <w:r>
-                  <w:rPr>
-                    <w:sz w:val="16"/>
-                  </w:rPr>
-                  <w:t>2016,</w:t>
-                </w:r>
-                <w:r>
-                  <w:rPr>
-                    <w:spacing w:val="-3"/>
-                    <w:sz w:val="16"/>
-                  </w:rPr>
-                  <w:t> </w:t>
-                </w:r>
-                <w:r>
-                  <w:rPr>
-                    <w:sz w:val="16"/>
-                  </w:rPr>
-                  <w:t>2018,</w:t>
-                </w:r>
-                <w:r>
-                  <w:rPr>
-                    <w:spacing w:val="-1"/>
-                    <w:sz w:val="16"/>
-                  </w:rPr>
-                  <w:t> </w:t>
-                </w:r>
-                <w:r>
-                  <w:rPr>
-                    <w:sz w:val="16"/>
-                  </w:rPr>
-                  <w:t>2019</w:t>
-                </w:r>
-                <w:r>
-                  <w:rPr>
-                    <w:spacing w:val="-6"/>
-                    <w:sz w:val="16"/>
-                  </w:rPr>
-                  <w:t> </w:t>
-                </w:r>
-                <w:r>
-                  <w:rPr>
-                    <w:sz w:val="16"/>
-                  </w:rPr>
-                  <w:t>IQVIA.</w:t>
-                </w:r>
-                <w:r>
-                  <w:rPr>
-                    <w:spacing w:val="-2"/>
-                    <w:sz w:val="16"/>
-                  </w:rPr>
-                  <w:t> </w:t>
-                </w:r>
-                <w:r>
-                  <w:rPr>
-                    <w:sz w:val="16"/>
-                  </w:rPr>
-                  <w:t>All</w:t>
-                </w:r>
-                <w:r>
-                  <w:rPr>
-                    <w:spacing w:val="-2"/>
-                    <w:sz w:val="16"/>
-                  </w:rPr>
-                  <w:t> </w:t>
-                </w:r>
-                <w:r>
-                  <w:rPr>
-                    <w:sz w:val="16"/>
-                  </w:rPr>
-                  <w:t>rights</w:t>
-                </w:r>
-                <w:r>
-                  <w:rPr>
-                    <w:spacing w:val="-2"/>
-                    <w:sz w:val="16"/>
-                  </w:rPr>
-                  <w:t> </w:t>
-                </w:r>
-                <w:r>
-                  <w:rPr>
-                    <w:sz w:val="16"/>
-                  </w:rPr>
-                  <w:t>reserved.</w:t>
-                </w:r>
-                <w:r>
-                  <w:rPr>
-                    <w:spacing w:val="-2"/>
-                    <w:sz w:val="16"/>
-                  </w:rPr>
-                  <w:t> </w:t>
-                </w:r>
-                <w:r>
-                  <w:rPr>
-                    <w:sz w:val="16"/>
-                  </w:rPr>
-                  <w:t>The</w:t>
-                </w:r>
-                <w:r>
-                  <w:rPr>
-                    <w:spacing w:val="-2"/>
-                    <w:sz w:val="16"/>
-                  </w:rPr>
-                  <w:t> </w:t>
-                </w:r>
-                <w:r>
-                  <w:rPr>
-                    <w:sz w:val="16"/>
-                  </w:rPr>
-                  <w:t>contents</w:t>
-                </w:r>
-                <w:r>
-                  <w:rPr>
-                    <w:spacing w:val="-2"/>
-                    <w:sz w:val="16"/>
-                  </w:rPr>
-                  <w:t> </w:t>
-                </w:r>
-                <w:r>
-                  <w:rPr>
-                    <w:sz w:val="16"/>
-                  </w:rPr>
-                  <w:t>of</w:t>
-                </w:r>
-                <w:r>
-                  <w:rPr>
-                    <w:spacing w:val="-3"/>
-                    <w:sz w:val="16"/>
-                  </w:rPr>
-                  <w:t> </w:t>
-                </w:r>
-                <w:r>
-                  <w:rPr>
-                    <w:sz w:val="16"/>
-                  </w:rPr>
-                  <w:t>this</w:t>
-                </w:r>
-                <w:r>
-                  <w:rPr>
-                    <w:spacing w:val="-2"/>
-                    <w:sz w:val="16"/>
-                  </w:rPr>
-                  <w:t> </w:t>
-                </w:r>
-                <w:r>
-                  <w:rPr>
-                    <w:sz w:val="16"/>
-                  </w:rPr>
-                  <w:t>document</w:t>
-                </w:r>
-                <w:r>
-                  <w:rPr>
-                    <w:spacing w:val="-3"/>
-                    <w:sz w:val="16"/>
-                  </w:rPr>
-                  <w:t> </w:t>
-                </w:r>
-                <w:r>
-                  <w:rPr>
-                    <w:sz w:val="16"/>
-                  </w:rPr>
-                  <w:t>are</w:t>
-                </w:r>
-                <w:r>
-                  <w:rPr>
-                    <w:spacing w:val="-3"/>
-                    <w:sz w:val="16"/>
-                  </w:rPr>
-                  <w:t> </w:t>
-                </w:r>
-                <w:r>
-                  <w:rPr>
-                    <w:sz w:val="16"/>
-                  </w:rPr>
-                  <w:t>confidential and proprietary to IQVIA Holdings Inc. and its subsidiaries. Unauthorized use, disclosure or reproduction is strictly prohibited.</w:t>
-                </w:r>
-              </w:p>
-              <w:p>
-                <w:pPr>
-                  <w:spacing w:before="33"/>
-                  <w:ind w:left="765" w:right="0" w:firstLine="0"/>
-                  <w:jc w:val="left"/>
-                  <w:rPr>
-                    <w:rFonts w:ascii="Trebuchet MS"/>
-                    <w:sz w:val="24"/>
-                  </w:rPr>
-                </w:pPr>
-                <w:r>
-                  <w:rPr>
-                    <w:rFonts w:ascii="Trebuchet MS"/>
-                    <w:color w:val="191919"/>
-                    <w:spacing w:val="-6"/>
-                    <w:sz w:val="24"/>
-                  </w:rPr>
-                  <w:t>UNCONTROLLED</w:t>
-                </w:r>
-                <w:r>
-                  <w:rPr>
-                    <w:rFonts w:ascii="Trebuchet MS"/>
-                    <w:color w:val="191919"/>
-                    <w:spacing w:val="-14"/>
-                    <w:sz w:val="24"/>
-                  </w:rPr>
-                  <w:t> </w:t>
-                </w:r>
-                <w:r>
-                  <w:rPr>
-                    <w:rFonts w:ascii="Trebuchet MS"/>
-                    <w:color w:val="191919"/>
-                    <w:spacing w:val="-6"/>
-                    <w:sz w:val="24"/>
-                  </w:rPr>
-                  <w:t>COPY</w:t>
-                </w:r>
-                <w:r>
-                  <w:rPr>
-                    <w:rFonts w:ascii="Trebuchet MS"/>
-                    <w:color w:val="191919"/>
-                    <w:spacing w:val="-13"/>
-                    <w:sz w:val="24"/>
-                  </w:rPr>
-                  <w:t> </w:t>
-                </w:r>
-                <w:r>
-                  <w:rPr>
-                    <w:rFonts w:ascii="Trebuchet MS"/>
-                    <w:color w:val="191919"/>
-                    <w:spacing w:val="-6"/>
-                    <w:sz w:val="24"/>
-                  </w:rPr>
-                  <w:t>CS_WI_MS003</w:t>
-                </w:r>
-                <w:r>
-                  <w:rPr>
-                    <w:rFonts w:ascii="Trebuchet MS"/>
-                    <w:color w:val="191919"/>
-                    <w:spacing w:val="-13"/>
-                    <w:sz w:val="24"/>
-                  </w:rPr>
-                  <w:t> </w:t>
-                </w:r>
-                <w:r>
-                  <w:rPr>
-                    <w:rFonts w:ascii="Trebuchet MS"/>
-                    <w:color w:val="191919"/>
-                    <w:spacing w:val="-6"/>
-                    <w:sz w:val="24"/>
-                  </w:rPr>
-                  <w:t>Revision</w:t>
-                </w:r>
-                <w:r>
-                  <w:rPr>
-                    <w:rFonts w:ascii="Trebuchet MS"/>
-                    <w:color w:val="191919"/>
-                    <w:spacing w:val="-13"/>
-                    <w:sz w:val="24"/>
-                  </w:rPr>
-                  <w:t> </w:t>
-                </w:r>
-                <w:r>
-                  <w:rPr>
-                    <w:rFonts w:ascii="Trebuchet MS"/>
-                    <w:color w:val="191919"/>
-                    <w:spacing w:val="-6"/>
-                    <w:sz w:val="24"/>
-                  </w:rPr>
-                  <w:t>10</w:t>
-                </w:r>
-                <w:r>
-                  <w:rPr>
-                    <w:rFonts w:ascii="Trebuchet MS"/>
-                    <w:color w:val="191919"/>
-                    <w:spacing w:val="-14"/>
-                    <w:sz w:val="24"/>
-                  </w:rPr>
-                  <w:t> </w:t>
-                </w:r>
-                <w:r>
-                  <w:rPr>
-                    <w:rFonts w:ascii="Trebuchet MS"/>
-                    <w:color w:val="191919"/>
-                    <w:spacing w:val="-6"/>
-                    <w:sz w:val="24"/>
-                  </w:rPr>
-                  <w:t>-</w:t>
-                </w:r>
-                <w:r>
-                  <w:rPr>
-                    <w:rFonts w:ascii="Trebuchet MS"/>
-                    <w:color w:val="191919"/>
-                    <w:spacing w:val="-13"/>
-                    <w:sz w:val="24"/>
-                  </w:rPr>
-                  <w:t> </w:t>
-                </w:r>
-                <w:r>
-                  <w:rPr>
-                    <w:rFonts w:ascii="Trebuchet MS"/>
-                    <w:color w:val="191919"/>
-                    <w:spacing w:val="-6"/>
-                    <w:sz w:val="24"/>
-                  </w:rPr>
-                  <w:t>EFFECTIVE</w:t>
-                </w:r>
-                <w:r>
-                  <w:rPr>
-                    <w:rFonts w:ascii="Trebuchet MS"/>
-                    <w:color w:val="191919"/>
-                    <w:spacing w:val="-13"/>
-                    <w:sz w:val="24"/>
-                  </w:rPr>
-                  <w:t> </w:t>
-                </w:r>
-                <w:r>
-                  <w:rPr>
-                    <w:rFonts w:ascii="Trebuchet MS"/>
-                    <w:color w:val="191919"/>
-                    <w:spacing w:val="-6"/>
-                    <w:sz w:val="24"/>
-                  </w:rPr>
-                  <w:t>on</w:t>
-                </w:r>
-                <w:r>
-                  <w:rPr>
-                    <w:rFonts w:ascii="Trebuchet MS"/>
-                    <w:color w:val="191919"/>
-                    <w:spacing w:val="-13"/>
-                    <w:sz w:val="24"/>
-                  </w:rPr>
-                  <w:t> </w:t>
-                </w:r>
-                <w:r>
-                  <w:rPr>
-                    <w:rFonts w:ascii="Trebuchet MS"/>
-                    <w:color w:val="191919"/>
-                    <w:spacing w:val="-6"/>
-                    <w:sz w:val="24"/>
-                  </w:rPr>
-                  <w:t>01-May-2019</w:t>
-                </w:r>
-              </w:p>
-            </w:txbxContent>
-          </v:textbox>
-          <w10:wrap type="none"/>
-        </v:shape>
-      </w:pict>
     </w:r>
   </w:p>
 </w:ftr>
@@ -12947,179 +11989,6 @@
     </w:pPr>
     <w:r>
       <w:rPr/>
-      <w:pict>
-        <v:shape style="position:absolute;margin-left:108.272003pt;margin-top:767.575989pt;width:395.5pt;height:16.45pt;mso-position-horizontal-relative:page;mso-position-vertical-relative:page;z-index:-16092160" type="#_x0000_t202" id="docshape12" filled="false" stroked="false">
-          <v:textbox inset="0,0,0,0">
-            <w:txbxContent>
-              <w:p>
-                <w:pPr>
-                  <w:spacing w:before="23"/>
-                  <w:ind w:left="20" w:right="0" w:firstLine="0"/>
-                  <w:jc w:val="left"/>
-                  <w:rPr>
-                    <w:rFonts w:ascii="Trebuchet MS"/>
-                    <w:sz w:val="24"/>
-                  </w:rPr>
-                </w:pPr>
-                <w:r>
-                  <w:rPr>
-                    <w:rFonts w:ascii="Trebuchet MS"/>
-                    <w:color w:val="191919"/>
-                    <w:spacing w:val="-6"/>
-                    <w:sz w:val="24"/>
-                  </w:rPr>
-                  <w:t>UNCONTROLLED</w:t>
-                </w:r>
-                <w:r>
-                  <w:rPr>
-                    <w:rFonts w:ascii="Trebuchet MS"/>
-                    <w:color w:val="191919"/>
-                    <w:spacing w:val="-14"/>
-                    <w:sz w:val="24"/>
-                  </w:rPr>
-                  <w:t> </w:t>
-                </w:r>
-                <w:r>
-                  <w:rPr>
-                    <w:rFonts w:ascii="Trebuchet MS"/>
-                    <w:color w:val="191919"/>
-                    <w:spacing w:val="-6"/>
-                    <w:sz w:val="24"/>
-                  </w:rPr>
-                  <w:t>COPY</w:t>
-                </w:r>
-                <w:r>
-                  <w:rPr>
-                    <w:rFonts w:ascii="Trebuchet MS"/>
-                    <w:color w:val="191919"/>
-                    <w:spacing w:val="-13"/>
-                    <w:sz w:val="24"/>
-                  </w:rPr>
-                  <w:t> </w:t>
-                </w:r>
-                <w:r>
-                  <w:rPr>
-                    <w:rFonts w:ascii="Trebuchet MS"/>
-                    <w:color w:val="191919"/>
-                    <w:spacing w:val="-6"/>
-                    <w:sz w:val="24"/>
-                  </w:rPr>
-                  <w:t>CS_WI_MS003</w:t>
-                </w:r>
-                <w:r>
-                  <w:rPr>
-                    <w:rFonts w:ascii="Trebuchet MS"/>
-                    <w:color w:val="191919"/>
-                    <w:spacing w:val="-13"/>
-                    <w:sz w:val="24"/>
-                  </w:rPr>
-                  <w:t> </w:t>
-                </w:r>
-                <w:r>
-                  <w:rPr>
-                    <w:rFonts w:ascii="Trebuchet MS"/>
-                    <w:color w:val="191919"/>
-                    <w:spacing w:val="-6"/>
-                    <w:sz w:val="24"/>
-                  </w:rPr>
-                  <w:t>Revision</w:t>
-                </w:r>
-                <w:r>
-                  <w:rPr>
-                    <w:rFonts w:ascii="Trebuchet MS"/>
-                    <w:color w:val="191919"/>
-                    <w:spacing w:val="-13"/>
-                    <w:sz w:val="24"/>
-                  </w:rPr>
-                  <w:t> </w:t>
-                </w:r>
-                <w:r>
-                  <w:rPr>
-                    <w:rFonts w:ascii="Trebuchet MS"/>
-                    <w:color w:val="191919"/>
-                    <w:spacing w:val="-6"/>
-                    <w:sz w:val="24"/>
-                  </w:rPr>
-                  <w:t>10</w:t>
-                </w:r>
-                <w:r>
-                  <w:rPr>
-                    <w:rFonts w:ascii="Trebuchet MS"/>
-                    <w:color w:val="191919"/>
-                    <w:spacing w:val="-14"/>
-                    <w:sz w:val="24"/>
-                  </w:rPr>
-                  <w:t> </w:t>
-                </w:r>
-                <w:r>
-                  <w:rPr>
-                    <w:rFonts w:ascii="Trebuchet MS"/>
-                    <w:color w:val="191919"/>
-                    <w:spacing w:val="-6"/>
-                    <w:sz w:val="24"/>
-                  </w:rPr>
-                  <w:t>-</w:t>
-                </w:r>
-                <w:r>
-                  <w:rPr>
-                    <w:rFonts w:ascii="Trebuchet MS"/>
-                    <w:color w:val="191919"/>
-                    <w:spacing w:val="-13"/>
-                    <w:sz w:val="24"/>
-                  </w:rPr>
-                  <w:t> </w:t>
-                </w:r>
-                <w:r>
-                  <w:rPr>
-                    <w:rFonts w:ascii="Trebuchet MS"/>
-                    <w:color w:val="191919"/>
-                    <w:spacing w:val="-6"/>
-                    <w:sz w:val="24"/>
-                  </w:rPr>
-                  <w:t>EFFECTIVE</w:t>
-                </w:r>
-                <w:r>
-                  <w:rPr>
-                    <w:rFonts w:ascii="Trebuchet MS"/>
-                    <w:color w:val="191919"/>
-                    <w:spacing w:val="-13"/>
-                    <w:sz w:val="24"/>
-                  </w:rPr>
-                  <w:t> </w:t>
-                </w:r>
-                <w:r>
-                  <w:rPr>
-                    <w:rFonts w:ascii="Trebuchet MS"/>
-                    <w:color w:val="191919"/>
-                    <w:spacing w:val="-6"/>
-                    <w:sz w:val="24"/>
-                  </w:rPr>
-                  <w:t>on</w:t>
-                </w:r>
-                <w:r>
-                  <w:rPr>
-                    <w:rFonts w:ascii="Trebuchet MS"/>
-                    <w:color w:val="191919"/>
-                    <w:spacing w:val="-13"/>
-                    <w:sz w:val="24"/>
-                  </w:rPr>
-                  <w:t> </w:t>
-                </w:r>
-                <w:r>
-                  <w:rPr>
-                    <w:rFonts w:ascii="Trebuchet MS"/>
-                    <w:color w:val="191919"/>
-                    <w:spacing w:val="-6"/>
-                    <w:sz w:val="24"/>
-                  </w:rPr>
-                  <w:t>01-May-2019</w:t>
-                </w:r>
-              </w:p>
-            </w:txbxContent>
-          </v:textbox>
-          <w10:wrap type="none"/>
-        </v:shape>
-      </w:pict>
     </w:r>
   </w:p>
 </w:ftr>
@@ -13137,180 +12006,27 @@
     </w:pPr>
     <w:r>
       <w:rPr/>
-      <w:pict>
-        <v:shape style="position:absolute;margin-left:108.272003pt;margin-top:767.575989pt;width:395.5pt;height:16.45pt;mso-position-horizontal-relative:page;mso-position-vertical-relative:page;z-index:-16091648" type="#_x0000_t202" id="docshape53" filled="false" stroked="false">
-          <v:textbox inset="0,0,0,0">
-            <w:txbxContent>
-              <w:p>
-                <w:pPr>
-                  <w:spacing w:before="23"/>
-                  <w:ind w:left="20" w:right="0" w:firstLine="0"/>
-                  <w:jc w:val="left"/>
-                  <w:rPr>
-                    <w:rFonts w:ascii="Trebuchet MS"/>
-                    <w:sz w:val="24"/>
-                  </w:rPr>
-                </w:pPr>
-                <w:r>
-                  <w:rPr>
-                    <w:rFonts w:ascii="Trebuchet MS"/>
-                    <w:color w:val="191919"/>
-                    <w:spacing w:val="-6"/>
-                    <w:sz w:val="24"/>
-                  </w:rPr>
-                  <w:t>UNCONTROLLED</w:t>
-                </w:r>
-                <w:r>
-                  <w:rPr>
-                    <w:rFonts w:ascii="Trebuchet MS"/>
-                    <w:color w:val="191919"/>
-                    <w:spacing w:val="-14"/>
-                    <w:sz w:val="24"/>
-                  </w:rPr>
-                  <w:t> </w:t>
-                </w:r>
-                <w:r>
-                  <w:rPr>
-                    <w:rFonts w:ascii="Trebuchet MS"/>
-                    <w:color w:val="191919"/>
-                    <w:spacing w:val="-6"/>
-                    <w:sz w:val="24"/>
-                  </w:rPr>
-                  <w:t>COPY</w:t>
-                </w:r>
-                <w:r>
-                  <w:rPr>
-                    <w:rFonts w:ascii="Trebuchet MS"/>
-                    <w:color w:val="191919"/>
-                    <w:spacing w:val="-13"/>
-                    <w:sz w:val="24"/>
-                  </w:rPr>
-                  <w:t> </w:t>
-                </w:r>
-                <w:r>
-                  <w:rPr>
-                    <w:rFonts w:ascii="Trebuchet MS"/>
-                    <w:color w:val="191919"/>
-                    <w:spacing w:val="-6"/>
-                    <w:sz w:val="24"/>
-                  </w:rPr>
-                  <w:t>CS_WI_MS003</w:t>
-                </w:r>
-                <w:r>
-                  <w:rPr>
-                    <w:rFonts w:ascii="Trebuchet MS"/>
-                    <w:color w:val="191919"/>
-                    <w:spacing w:val="-13"/>
-                    <w:sz w:val="24"/>
-                  </w:rPr>
-                  <w:t> </w:t>
-                </w:r>
-                <w:r>
-                  <w:rPr>
-                    <w:rFonts w:ascii="Trebuchet MS"/>
-                    <w:color w:val="191919"/>
-                    <w:spacing w:val="-6"/>
-                    <w:sz w:val="24"/>
-                  </w:rPr>
-                  <w:t>Revision</w:t>
-                </w:r>
-                <w:r>
-                  <w:rPr>
-                    <w:rFonts w:ascii="Trebuchet MS"/>
-                    <w:color w:val="191919"/>
-                    <w:spacing w:val="-13"/>
-                    <w:sz w:val="24"/>
-                  </w:rPr>
-                  <w:t> </w:t>
-                </w:r>
-                <w:r>
-                  <w:rPr>
-                    <w:rFonts w:ascii="Trebuchet MS"/>
-                    <w:color w:val="191919"/>
-                    <w:spacing w:val="-6"/>
-                    <w:sz w:val="24"/>
-                  </w:rPr>
-                  <w:t>10</w:t>
-                </w:r>
-                <w:r>
-                  <w:rPr>
-                    <w:rFonts w:ascii="Trebuchet MS"/>
-                    <w:color w:val="191919"/>
-                    <w:spacing w:val="-14"/>
-                    <w:sz w:val="24"/>
-                  </w:rPr>
-                  <w:t> </w:t>
-                </w:r>
-                <w:r>
-                  <w:rPr>
-                    <w:rFonts w:ascii="Trebuchet MS"/>
-                    <w:color w:val="191919"/>
-                    <w:spacing w:val="-6"/>
-                    <w:sz w:val="24"/>
-                  </w:rPr>
-                  <w:t>-</w:t>
-                </w:r>
-                <w:r>
-                  <w:rPr>
-                    <w:rFonts w:ascii="Trebuchet MS"/>
-                    <w:color w:val="191919"/>
-                    <w:spacing w:val="-13"/>
-                    <w:sz w:val="24"/>
-                  </w:rPr>
-                  <w:t> </w:t>
-                </w:r>
-                <w:r>
-                  <w:rPr>
-                    <w:rFonts w:ascii="Trebuchet MS"/>
-                    <w:color w:val="191919"/>
-                    <w:spacing w:val="-6"/>
-                    <w:sz w:val="24"/>
-                  </w:rPr>
-                  <w:t>EFFECTIVE</w:t>
-                </w:r>
-                <w:r>
-                  <w:rPr>
-                    <w:rFonts w:ascii="Trebuchet MS"/>
-                    <w:color w:val="191919"/>
-                    <w:spacing w:val="-13"/>
-                    <w:sz w:val="24"/>
-                  </w:rPr>
-                  <w:t> </w:t>
-                </w:r>
-                <w:r>
-                  <w:rPr>
-                    <w:rFonts w:ascii="Trebuchet MS"/>
-                    <w:color w:val="191919"/>
-                    <w:spacing w:val="-6"/>
-                    <w:sz w:val="24"/>
-                  </w:rPr>
-                  <w:t>on</w:t>
-                </w:r>
-                <w:r>
-                  <w:rPr>
-                    <w:rFonts w:ascii="Trebuchet MS"/>
-                    <w:color w:val="191919"/>
-                    <w:spacing w:val="-13"/>
-                    <w:sz w:val="24"/>
-                  </w:rPr>
-                  <w:t> </w:t>
-                </w:r>
-                <w:r>
-                  <w:rPr>
-                    <w:rFonts w:ascii="Trebuchet MS"/>
-                    <w:color w:val="191919"/>
-                    <w:spacing w:val="-6"/>
-                    <w:sz w:val="24"/>
-                  </w:rPr>
-                  <w:t>01-May-2019</w:t>
-                </w:r>
-              </w:p>
-            </w:txbxContent>
-          </v:textbox>
-          <w10:wrap type="none"/>
-        </v:shape>
-      </w:pict>
     </w:r>
+  </w:p>
+</w:ftr>
+</file>
+
+<file path=word/footer5.xml><?xml version="1.0" encoding="utf-8"?>
+<w:ftr xmlns:m="http://schemas.openxmlformats.org/officeDocument/2006/math" xmlns:mc="http://schemas.openxmlformats.org/markup-compatibility/2006" xmlns:mo="http://schemas.microsoft.com/office/mac/office/2008/main" xmlns:mv="urn:schemas-microsoft-com:mac:vml" xmlns:o="urn:schemas-microsoft-com:office:office" xmlns:r="http://schemas.openxmlformats.org/officeDocument/2006/relationships" xmlns:v="urn:schemas-microsoft-com:vml" xmlns:w10="urn:schemas-microsoft-com:office:word" xmlns:w14="http://schemas.microsoft.com/office/word/2010/wordml" xmlns:w="http://schemas.openxmlformats.org/wordprocessingml/2006/main" xmlns:wne="http://schemas.microsoft.com/office/word/2006/wordml" xmlns:wp14="http://schemas.microsoft.com/office/word/2010/wordprocessingDrawing" xmlns:wp="http://schemas.openxmlformats.org/drawingml/2006/wordprocessingDrawing" xmlns:wpc="http://schemas.microsoft.com/office/word/2010/wordprocessingCanvas" xmlns:wpg="http://schemas.microsoft.com/office/word/2010/wordprocessingGroup" xmlns:wpi="http://schemas.microsoft.com/office/word/2010/wordprocessingInk" xmlns:wps="http://schemas.microsoft.com/office/word/2010/wordprocessingShape" mc:Ignorable="w14 wp14">
+  <w:p>
+    <w:pPr>
+      <w:pStyle w:val="Footer"/>
+    </w:pPr>
+  </w:p>
+</w:ftr>
+</file>
+
+<file path=word/footer6.xml><?xml version="1.0" encoding="utf-8"?>
+<w:ftr xmlns:m="http://schemas.openxmlformats.org/officeDocument/2006/math" xmlns:mc="http://schemas.openxmlformats.org/markup-compatibility/2006" xmlns:mo="http://schemas.microsoft.com/office/mac/office/2008/main" xmlns:mv="urn:schemas-microsoft-com:mac:vml" xmlns:o="urn:schemas-microsoft-com:office:office" xmlns:r="http://schemas.openxmlformats.org/officeDocument/2006/relationships" xmlns:v="urn:schemas-microsoft-com:vml" xmlns:w10="urn:schemas-microsoft-com:office:word" xmlns:w14="http://schemas.microsoft.com/office/word/2010/wordml" xmlns:w="http://schemas.openxmlformats.org/wordprocessingml/2006/main" xmlns:wne="http://schemas.microsoft.com/office/word/2006/wordml" xmlns:wp14="http://schemas.microsoft.com/office/word/2010/wordprocessingDrawing" xmlns:wp="http://schemas.openxmlformats.org/drawingml/2006/wordprocessingDrawing" xmlns:wpc="http://schemas.microsoft.com/office/word/2010/wordprocessingCanvas" xmlns:wpg="http://schemas.microsoft.com/office/word/2010/wordprocessingGroup" xmlns:wpi="http://schemas.microsoft.com/office/word/2010/wordprocessingInk" xmlns:wps="http://schemas.microsoft.com/office/word/2010/wordprocessingShape" mc:Ignorable="w14 wp14">
+  <w:p>
+    <w:pPr>
+      <w:pStyle w:val="Footer"/>
+    </w:pPr>
   </w:p>
 </w:ftr>
 </file>
@@ -13327,405 +12043,9 @@
     </w:pPr>
     <w:r>
       <w:rPr/>
-      <w:pict>
-        <v:shape style="position:absolute;margin-left:63pt;margin-top:36pt;width:487.2pt;height:90.45pt;mso-position-horizontal-relative:page;mso-position-vertical-relative:page;z-index:15729152" type="#_x0000_t202" id="docshape3" filled="false" stroked="false">
-          <v:textbox inset="0,0,0,0">
-            <w:txbxContent>
-              <w:tbl>
-                <w:tblPr>
-                  <w:tblW w:w="0" w:type="auto"/>
-                  <w:jc w:val="left"/>
-                  <w:tblInd w:w="65" w:type="dxa"/>
-                  <w:tblBorders>
-                    <w:top w:val="single" w:sz="4" w:space="0" w:color="000000"/>
-                    <w:left w:val="single" w:sz="4" w:space="0" w:color="000000"/>
-                    <w:bottom w:val="single" w:sz="4" w:space="0" w:color="000000"/>
-                    <w:right w:val="single" w:sz="4" w:space="0" w:color="000000"/>
-                    <w:insideH w:val="single" w:sz="4" w:space="0" w:color="000000"/>
-                    <w:insideV w:val="single" w:sz="4" w:space="0" w:color="000000"/>
-                  </w:tblBorders>
-                  <w:tblLayout w:type="fixed"/>
-                  <w:tblCellMar>
-                    <w:top w:w="0" w:type="dxa"/>
-                    <w:left w:w="0" w:type="dxa"/>
-                    <w:bottom w:w="0" w:type="dxa"/>
-                    <w:right w:w="0" w:type="dxa"/>
-                  </w:tblCellMar>
-                  <w:tblLook w:val="01E0"/>
-                </w:tblPr>
-                <w:tblGrid>
-                  <w:gridCol w:w="4368"/>
-                  <w:gridCol w:w="5246"/>
-                </w:tblGrid>
-                <w:tr>
-                  <w:trPr>
-                    <w:trHeight w:val="892" w:hRule="atLeast"/>
-                  </w:trPr>
-                  <w:tc>
-                    <w:tcPr>
-                      <w:tcW w:w="4368" w:type="dxa"/>
-                      <w:vMerge w:val="restart"/>
-                      <w:tcBorders>
-                        <w:right w:val="single" w:sz="8" w:space="0" w:color="000000"/>
-                      </w:tcBorders>
-                    </w:tcPr>
-                    <w:p>
-                      <w:pPr>
-                        <w:pStyle w:val="TableParagraph"/>
-                        <w:spacing w:before="0"/>
-                        <w:ind w:left="0"/>
-                        <w:rPr>
-                          <w:rFonts w:ascii="Times New Roman"/>
-                          <w:sz w:val="18"/>
-                        </w:rPr>
-                      </w:pPr>
-                    </w:p>
-                  </w:tc>
-                  <w:tc>
-                    <w:tcPr>
-                      <w:tcW w:w="5246" w:type="dxa"/>
-                      <w:tcBorders>
-                        <w:left w:val="single" w:sz="8" w:space="0" w:color="000000"/>
-                        <w:bottom w:val="single" w:sz="8" w:space="0" w:color="000000"/>
-                      </w:tcBorders>
-                    </w:tcPr>
-                    <w:p>
-                      <w:pPr>
-                        <w:pStyle w:val="TableParagraph"/>
-                        <w:spacing w:before="8"/>
-                        <w:ind w:left="0"/>
-                        <w:rPr>
-                          <w:sz w:val="18"/>
-                        </w:rPr>
-                      </w:pPr>
-                    </w:p>
-                    <w:p>
-                      <w:pPr>
-                        <w:pStyle w:val="TableParagraph"/>
-                        <w:spacing w:before="0"/>
-                        <w:ind w:left="110"/>
-                        <w:rPr>
-                          <w:b/>
-                          <w:sz w:val="20"/>
-                        </w:rPr>
-                      </w:pPr>
-                      <w:r>
-                        <w:rPr>
-                          <w:b/>
-                          <w:sz w:val="20"/>
-                        </w:rPr>
-                        <w:t>Document</w:t>
-                      </w:r>
-                      <w:r>
-                        <w:rPr>
-                          <w:b/>
-                          <w:spacing w:val="-9"/>
-                          <w:sz w:val="20"/>
-                        </w:rPr>
-                        <w:t> </w:t>
-                      </w:r>
-                      <w:r>
-                        <w:rPr>
-                          <w:b/>
-                          <w:spacing w:val="-2"/>
-                          <w:sz w:val="20"/>
-                        </w:rPr>
-                        <w:t>Title:</w:t>
-                      </w:r>
-                    </w:p>
-                    <w:p>
-                      <w:pPr>
-                        <w:pStyle w:val="TableParagraph"/>
-                        <w:spacing w:before="68"/>
-                        <w:ind w:left="110"/>
-                        <w:rPr>
-                          <w:sz w:val="20"/>
-                        </w:rPr>
-                      </w:pPr>
-                      <w:r>
-                        <w:rPr>
-                          <w:sz w:val="20"/>
-                        </w:rPr>
-                        <w:t>Receipt</w:t>
-                      </w:r>
-                      <w:r>
-                        <w:rPr>
-                          <w:spacing w:val="-7"/>
-                          <w:sz w:val="20"/>
-                        </w:rPr>
-                        <w:t> </w:t>
-                      </w:r>
-                      <w:r>
-                        <w:rPr>
-                          <w:sz w:val="20"/>
-                        </w:rPr>
-                        <w:t>and</w:t>
-                      </w:r>
-                      <w:r>
-                        <w:rPr>
-                          <w:spacing w:val="-5"/>
-                          <w:sz w:val="20"/>
-                        </w:rPr>
-                        <w:t> </w:t>
-                      </w:r>
-                      <w:r>
-                        <w:rPr>
-                          <w:sz w:val="20"/>
-                        </w:rPr>
-                        <w:t>Review</w:t>
-                      </w:r>
-                      <w:r>
-                        <w:rPr>
-                          <w:spacing w:val="-5"/>
-                          <w:sz w:val="20"/>
-                        </w:rPr>
-                        <w:t> </w:t>
-                      </w:r>
-                      <w:r>
-                        <w:rPr>
-                          <w:sz w:val="20"/>
-                        </w:rPr>
-                        <w:t>of</w:t>
-                      </w:r>
-                      <w:r>
-                        <w:rPr>
-                          <w:spacing w:val="-5"/>
-                          <w:sz w:val="20"/>
-                        </w:rPr>
-                        <w:t> </w:t>
-                      </w:r>
-                      <w:r>
-                        <w:rPr>
-                          <w:sz w:val="20"/>
-                        </w:rPr>
-                        <w:t>Abnormal</w:t>
-                      </w:r>
-                      <w:r>
-                        <w:rPr>
-                          <w:spacing w:val="-5"/>
-                          <w:sz w:val="20"/>
-                        </w:rPr>
-                        <w:t> </w:t>
-                      </w:r>
-                      <w:r>
-                        <w:rPr>
-                          <w:sz w:val="20"/>
-                        </w:rPr>
-                        <w:t>ECG</w:t>
-                      </w:r>
-                      <w:r>
-                        <w:rPr>
-                          <w:spacing w:val="-4"/>
-                          <w:sz w:val="20"/>
-                        </w:rPr>
-                        <w:t> </w:t>
-                      </w:r>
-                      <w:r>
-                        <w:rPr>
-                          <w:spacing w:val="-2"/>
-                          <w:sz w:val="20"/>
-                        </w:rPr>
-                        <w:t>Reports</w:t>
-                      </w:r>
-                    </w:p>
-                  </w:tc>
-                </w:tr>
-                <w:tr>
-                  <w:trPr>
-                    <w:trHeight w:val="877" w:hRule="atLeast"/>
-                  </w:trPr>
-                  <w:tc>
-                    <w:tcPr>
-                      <w:tcW w:w="4368" w:type="dxa"/>
-                      <w:vMerge/>
-                      <w:tcBorders>
-                        <w:top w:val="nil"/>
-                        <w:right w:val="single" w:sz="8" w:space="0" w:color="000000"/>
-                      </w:tcBorders>
-                    </w:tcPr>
-                    <w:p>
-                      <w:pPr>
-                        <w:rPr>
-                          <w:sz w:val="2"/>
-                          <w:szCs w:val="2"/>
-                        </w:rPr>
-                      </w:pPr>
-                    </w:p>
-                  </w:tc>
-                  <w:tc>
-                    <w:tcPr>
-                      <w:tcW w:w="5246" w:type="dxa"/>
-                      <w:tcBorders>
-                        <w:top w:val="single" w:sz="8" w:space="0" w:color="000000"/>
-                        <w:left w:val="single" w:sz="8" w:space="0" w:color="000000"/>
-                      </w:tcBorders>
-                    </w:tcPr>
-                    <w:p>
-                      <w:pPr>
-                        <w:pStyle w:val="TableParagraph"/>
-                        <w:spacing w:before="109"/>
-                        <w:ind w:left="110"/>
-                        <w:rPr>
-                          <w:b/>
-                          <w:sz w:val="20"/>
-                        </w:rPr>
-                      </w:pPr>
-                      <w:r>
-                        <w:rPr>
-                          <w:b/>
-                          <w:sz w:val="20"/>
-                        </w:rPr>
-                        <w:t>Document</w:t>
-                      </w:r>
-                      <w:r>
-                        <w:rPr>
-                          <w:b/>
-                          <w:spacing w:val="-7"/>
-                          <w:sz w:val="20"/>
-                        </w:rPr>
-                        <w:t> </w:t>
-                      </w:r>
-                      <w:r>
-                        <w:rPr>
-                          <w:b/>
-                          <w:sz w:val="20"/>
-                        </w:rPr>
-                        <w:t>Number</w:t>
-                      </w:r>
-                      <w:r>
-                        <w:rPr>
-                          <w:b/>
-                          <w:spacing w:val="-7"/>
-                          <w:sz w:val="20"/>
-                        </w:rPr>
-                        <w:t> </w:t>
-                      </w:r>
-                      <w:r>
-                        <w:rPr>
-                          <w:b/>
-                          <w:sz w:val="20"/>
-                        </w:rPr>
-                        <w:t>and</w:t>
-                      </w:r>
-                      <w:r>
-                        <w:rPr>
-                          <w:b/>
-                          <w:spacing w:val="-6"/>
-                          <w:sz w:val="20"/>
-                        </w:rPr>
-                        <w:t> </w:t>
-                      </w:r>
-                      <w:r>
-                        <w:rPr>
-                          <w:b/>
-                          <w:spacing w:val="-2"/>
-                          <w:sz w:val="20"/>
-                        </w:rPr>
-                        <w:t>Revision:</w:t>
-                      </w:r>
-                    </w:p>
-                    <w:p>
-                      <w:pPr>
-                        <w:pStyle w:val="TableParagraph"/>
-                        <w:spacing w:before="68"/>
-                        <w:ind w:left="110"/>
-                        <w:rPr>
-                          <w:sz w:val="20"/>
-                        </w:rPr>
-                      </w:pPr>
-                      <w:r>
-                        <w:rPr>
-                          <w:sz w:val="20"/>
-                        </w:rPr>
-                        <w:t>CS_WI_MS003</w:t>
-                      </w:r>
-                      <w:r>
-                        <w:rPr>
-                          <w:spacing w:val="-11"/>
-                          <w:sz w:val="20"/>
-                        </w:rPr>
-                        <w:t> </w:t>
-                      </w:r>
-                      <w:r>
-                        <w:rPr>
-                          <w:sz w:val="20"/>
-                        </w:rPr>
-                        <w:t>Revision</w:t>
-                      </w:r>
-                      <w:r>
-                        <w:rPr>
-                          <w:spacing w:val="-6"/>
-                          <w:sz w:val="20"/>
-                        </w:rPr>
-                        <w:t> </w:t>
-                      </w:r>
-                      <w:r>
-                        <w:rPr>
-                          <w:spacing w:val="-5"/>
-                          <w:sz w:val="20"/>
-                        </w:rPr>
-                        <w:t>10</w:t>
-                      </w:r>
-                    </w:p>
-                  </w:tc>
-                </w:tr>
-              </w:tbl>
-              <w:p>
-                <w:pPr>
-                  <w:pStyle w:val="BodyText"/>
-                </w:pPr>
-              </w:p>
-            </w:txbxContent>
-          </v:textbox>
-          <w10:wrap type="none"/>
-        </v:shape>
-      </w:pict>
     </w:r>
     <w:r>
       <w:rPr/>
-      <w:drawing>
-        <wp:anchor distT="0" distB="0" distL="0" distR="0" allowOverlap="1" layoutInCell="1" locked="0" behindDoc="1" simplePos="0" relativeHeight="487222272">
-          <wp:simplePos x="0" y="0"/>
-          <wp:positionH relativeFrom="page">
-            <wp:posOffset>1228344</wp:posOffset>
-          </wp:positionH>
-          <wp:positionV relativeFrom="page">
-            <wp:posOffset>871727</wp:posOffset>
-          </wp:positionV>
-          <wp:extent cx="1978152" cy="347472"/>
-          <wp:effectExtent l="0" t="0" r="0" b="0"/>
-          <wp:wrapNone/>
-          <wp:docPr id="3" name="image1.png"/>
-          <wp:cNvGraphicFramePr>
-            <a:graphicFrameLocks noChangeAspect="1"/>
-          </wp:cNvGraphicFramePr>
-          <a:graphic>
-            <a:graphicData uri="http://schemas.openxmlformats.org/drawingml/2006/picture">
-              <pic:pic>
-                <pic:nvPicPr>
-                  <pic:cNvPr id="4" name="image1.png"/>
-                  <pic:cNvPicPr/>
-                </pic:nvPicPr>
-                <pic:blipFill>
-                  <a:blip r:embed="rId1" cstate="print"/>
-                  <a:stretch>
-                    <a:fillRect/>
-                  </a:stretch>
-                </pic:blipFill>
-                <pic:spPr>
-                  <a:xfrm>
-                    <a:off x="0" y="0"/>
-                    <a:ext cx="1978152" cy="347472"/>
-                  </a:xfrm>
-                  <a:prstGeom prst="rect">
-                    <a:avLst/>
-                  </a:prstGeom>
-                </pic:spPr>
-              </pic:pic>
-            </a:graphicData>
-          </a:graphic>
-        </wp:anchor>
-      </w:drawing>
     </w:r>
   </w:p>
 </w:hdr>
@@ -13743,406 +12063,9 @@
     </w:pPr>
     <w:r>
       <w:rPr/>
-      <w:pict>
-        <v:shape style="position:absolute;margin-left:63pt;margin-top:36pt;width:487.2pt;height:90.45pt;mso-position-horizontal-relative:page;mso-position-vertical-relative:page;z-index:15730176" type="#_x0000_t202" id="docshape11" filled="false" stroked="false">
-          <v:textbox inset="0,0,0,0">
-            <w:txbxContent>
-              <w:tbl>
-                <w:tblPr>
-                  <w:tblW w:w="0" w:type="auto"/>
-                  <w:jc w:val="left"/>
-                  <w:tblInd w:w="65" w:type="dxa"/>
-                  <w:tblBorders>
-                    <w:top w:val="single" w:sz="4" w:space="0" w:color="000000"/>
-                    <w:left w:val="single" w:sz="4" w:space="0" w:color="000000"/>
-                    <w:bottom w:val="single" w:sz="4" w:space="0" w:color="000000"/>
-                    <w:right w:val="single" w:sz="4" w:space="0" w:color="000000"/>
-                    <w:insideH w:val="single" w:sz="4" w:space="0" w:color="000000"/>
-                    <w:insideV w:val="single" w:sz="4" w:space="0" w:color="000000"/>
-                  </w:tblBorders>
-                  <w:tblLayout w:type="fixed"/>
-                  <w:tblCellMar>
-                    <w:top w:w="0" w:type="dxa"/>
-                    <w:left w:w="0" w:type="dxa"/>
-                    <w:bottom w:w="0" w:type="dxa"/>
-                    <w:right w:w="0" w:type="dxa"/>
-                  </w:tblCellMar>
-                  <w:tblLook w:val="01E0"/>
-                </w:tblPr>
-                <w:tblGrid>
-                  <w:gridCol w:w="4368"/>
-                  <w:gridCol w:w="5246"/>
-                </w:tblGrid>
-                <w:tr>
-                  <w:trPr>
-                    <w:trHeight w:val="892" w:hRule="atLeast"/>
-                  </w:trPr>
-                  <w:tc>
-                    <w:tcPr>
-                      <w:tcW w:w="4368" w:type="dxa"/>
-                      <w:vMerge w:val="restart"/>
-                      <w:tcBorders>
-                        <w:right w:val="single" w:sz="8" w:space="0" w:color="000000"/>
-                      </w:tcBorders>
-                    </w:tcPr>
-                    <w:p>
-                      <w:pPr>
-                        <w:pStyle w:val="TableParagraph"/>
-                        <w:spacing w:before="0"/>
-                        <w:ind w:left="0"/>
-                        <w:rPr>
-                          <w:rFonts w:ascii="Times New Roman"/>
-                          <w:sz w:val="18"/>
-                        </w:rPr>
-                      </w:pPr>
-                    </w:p>
-                  </w:tc>
-                  <w:tc>
-                    <w:tcPr>
-                      <w:tcW w:w="5246" w:type="dxa"/>
-                      <w:tcBorders>
-                        <w:left w:val="single" w:sz="8" w:space="0" w:color="000000"/>
-                        <w:bottom w:val="single" w:sz="8" w:space="0" w:color="000000"/>
-                      </w:tcBorders>
-                    </w:tcPr>
-                    <w:p>
-                      <w:pPr>
-                        <w:pStyle w:val="TableParagraph"/>
-                        <w:spacing w:before="8"/>
-                        <w:ind w:left="0"/>
-                        <w:rPr>
-                          <w:b/>
-                          <w:sz w:val="18"/>
-                        </w:rPr>
-                      </w:pPr>
-                    </w:p>
-                    <w:p>
-                      <w:pPr>
-                        <w:pStyle w:val="TableParagraph"/>
-                        <w:spacing w:before="0"/>
-                        <w:ind w:left="110"/>
-                        <w:rPr>
-                          <w:b/>
-                          <w:sz w:val="20"/>
-                        </w:rPr>
-                      </w:pPr>
-                      <w:r>
-                        <w:rPr>
-                          <w:b/>
-                          <w:sz w:val="20"/>
-                        </w:rPr>
-                        <w:t>Document</w:t>
-                      </w:r>
-                      <w:r>
-                        <w:rPr>
-                          <w:b/>
-                          <w:spacing w:val="-9"/>
-                          <w:sz w:val="20"/>
-                        </w:rPr>
-                        <w:t> </w:t>
-                      </w:r>
-                      <w:r>
-                        <w:rPr>
-                          <w:b/>
-                          <w:spacing w:val="-2"/>
-                          <w:sz w:val="20"/>
-                        </w:rPr>
-                        <w:t>Title:</w:t>
-                      </w:r>
-                    </w:p>
-                    <w:p>
-                      <w:pPr>
-                        <w:pStyle w:val="TableParagraph"/>
-                        <w:spacing w:before="68"/>
-                        <w:ind w:left="110"/>
-                        <w:rPr>
-                          <w:sz w:val="20"/>
-                        </w:rPr>
-                      </w:pPr>
-                      <w:r>
-                        <w:rPr>
-                          <w:sz w:val="20"/>
-                        </w:rPr>
-                        <w:t>Receipt</w:t>
-                      </w:r>
-                      <w:r>
-                        <w:rPr>
-                          <w:spacing w:val="-7"/>
-                          <w:sz w:val="20"/>
-                        </w:rPr>
-                        <w:t> </w:t>
-                      </w:r>
-                      <w:r>
-                        <w:rPr>
-                          <w:sz w:val="20"/>
-                        </w:rPr>
-                        <w:t>and</w:t>
-                      </w:r>
-                      <w:r>
-                        <w:rPr>
-                          <w:spacing w:val="-5"/>
-                          <w:sz w:val="20"/>
-                        </w:rPr>
-                        <w:t> </w:t>
-                      </w:r>
-                      <w:r>
-                        <w:rPr>
-                          <w:sz w:val="20"/>
-                        </w:rPr>
-                        <w:t>Review</w:t>
-                      </w:r>
-                      <w:r>
-                        <w:rPr>
-                          <w:spacing w:val="-5"/>
-                          <w:sz w:val="20"/>
-                        </w:rPr>
-                        <w:t> </w:t>
-                      </w:r>
-                      <w:r>
-                        <w:rPr>
-                          <w:sz w:val="20"/>
-                        </w:rPr>
-                        <w:t>of</w:t>
-                      </w:r>
-                      <w:r>
-                        <w:rPr>
-                          <w:spacing w:val="-5"/>
-                          <w:sz w:val="20"/>
-                        </w:rPr>
-                        <w:t> </w:t>
-                      </w:r>
-                      <w:r>
-                        <w:rPr>
-                          <w:sz w:val="20"/>
-                        </w:rPr>
-                        <w:t>Abnormal</w:t>
-                      </w:r>
-                      <w:r>
-                        <w:rPr>
-                          <w:spacing w:val="-5"/>
-                          <w:sz w:val="20"/>
-                        </w:rPr>
-                        <w:t> </w:t>
-                      </w:r>
-                      <w:r>
-                        <w:rPr>
-                          <w:sz w:val="20"/>
-                        </w:rPr>
-                        <w:t>ECG</w:t>
-                      </w:r>
-                      <w:r>
-                        <w:rPr>
-                          <w:spacing w:val="-4"/>
-                          <w:sz w:val="20"/>
-                        </w:rPr>
-                        <w:t> </w:t>
-                      </w:r>
-                      <w:r>
-                        <w:rPr>
-                          <w:spacing w:val="-2"/>
-                          <w:sz w:val="20"/>
-                        </w:rPr>
-                        <w:t>Reports</w:t>
-                      </w:r>
-                    </w:p>
-                  </w:tc>
-                </w:tr>
-                <w:tr>
-                  <w:trPr>
-                    <w:trHeight w:val="877" w:hRule="atLeast"/>
-                  </w:trPr>
-                  <w:tc>
-                    <w:tcPr>
-                      <w:tcW w:w="4368" w:type="dxa"/>
-                      <w:vMerge/>
-                      <w:tcBorders>
-                        <w:top w:val="nil"/>
-                        <w:right w:val="single" w:sz="8" w:space="0" w:color="000000"/>
-                      </w:tcBorders>
-                    </w:tcPr>
-                    <w:p>
-                      <w:pPr>
-                        <w:rPr>
-                          <w:sz w:val="2"/>
-                          <w:szCs w:val="2"/>
-                        </w:rPr>
-                      </w:pPr>
-                    </w:p>
-                  </w:tc>
-                  <w:tc>
-                    <w:tcPr>
-                      <w:tcW w:w="5246" w:type="dxa"/>
-                      <w:tcBorders>
-                        <w:top w:val="single" w:sz="8" w:space="0" w:color="000000"/>
-                        <w:left w:val="single" w:sz="8" w:space="0" w:color="000000"/>
-                      </w:tcBorders>
-                    </w:tcPr>
-                    <w:p>
-                      <w:pPr>
-                        <w:pStyle w:val="TableParagraph"/>
-                        <w:spacing w:before="109"/>
-                        <w:ind w:left="110"/>
-                        <w:rPr>
-                          <w:b/>
-                          <w:sz w:val="20"/>
-                        </w:rPr>
-                      </w:pPr>
-                      <w:r>
-                        <w:rPr>
-                          <w:b/>
-                          <w:sz w:val="20"/>
-                        </w:rPr>
-                        <w:t>Document</w:t>
-                      </w:r>
-                      <w:r>
-                        <w:rPr>
-                          <w:b/>
-                          <w:spacing w:val="-7"/>
-                          <w:sz w:val="20"/>
-                        </w:rPr>
-                        <w:t> </w:t>
-                      </w:r>
-                      <w:r>
-                        <w:rPr>
-                          <w:b/>
-                          <w:sz w:val="20"/>
-                        </w:rPr>
-                        <w:t>Number</w:t>
-                      </w:r>
-                      <w:r>
-                        <w:rPr>
-                          <w:b/>
-                          <w:spacing w:val="-7"/>
-                          <w:sz w:val="20"/>
-                        </w:rPr>
-                        <w:t> </w:t>
-                      </w:r>
-                      <w:r>
-                        <w:rPr>
-                          <w:b/>
-                          <w:sz w:val="20"/>
-                        </w:rPr>
-                        <w:t>and</w:t>
-                      </w:r>
-                      <w:r>
-                        <w:rPr>
-                          <w:b/>
-                          <w:spacing w:val="-6"/>
-                          <w:sz w:val="20"/>
-                        </w:rPr>
-                        <w:t> </w:t>
-                      </w:r>
-                      <w:r>
-                        <w:rPr>
-                          <w:b/>
-                          <w:spacing w:val="-2"/>
-                          <w:sz w:val="20"/>
-                        </w:rPr>
-                        <w:t>Revision:</w:t>
-                      </w:r>
-                    </w:p>
-                    <w:p>
-                      <w:pPr>
-                        <w:pStyle w:val="TableParagraph"/>
-                        <w:spacing w:before="68"/>
-                        <w:ind w:left="110"/>
-                        <w:rPr>
-                          <w:sz w:val="20"/>
-                        </w:rPr>
-                      </w:pPr>
-                      <w:r>
-                        <w:rPr>
-                          <w:sz w:val="20"/>
-                        </w:rPr>
-                        <w:t>CS_WI_MS003</w:t>
-                      </w:r>
-                      <w:r>
-                        <w:rPr>
-                          <w:spacing w:val="-11"/>
-                          <w:sz w:val="20"/>
-                        </w:rPr>
-                        <w:t> </w:t>
-                      </w:r>
-                      <w:r>
-                        <w:rPr>
-                          <w:sz w:val="20"/>
-                        </w:rPr>
-                        <w:t>Revision</w:t>
-                      </w:r>
-                      <w:r>
-                        <w:rPr>
-                          <w:spacing w:val="-6"/>
-                          <w:sz w:val="20"/>
-                        </w:rPr>
-                        <w:t> </w:t>
-                      </w:r>
-                      <w:r>
-                        <w:rPr>
-                          <w:spacing w:val="-5"/>
-                          <w:sz w:val="20"/>
-                        </w:rPr>
-                        <w:t>10</w:t>
-                      </w:r>
-                    </w:p>
-                  </w:tc>
-                </w:tr>
-              </w:tbl>
-              <w:p>
-                <w:pPr>
-                  <w:pStyle w:val="BodyText"/>
-                </w:pPr>
-              </w:p>
-            </w:txbxContent>
-          </v:textbox>
-          <w10:wrap type="none"/>
-        </v:shape>
-      </w:pict>
     </w:r>
     <w:r>
       <w:rPr/>
-      <w:drawing>
-        <wp:anchor distT="0" distB="0" distL="0" distR="0" allowOverlap="1" layoutInCell="1" locked="0" behindDoc="1" simplePos="0" relativeHeight="487223808">
-          <wp:simplePos x="0" y="0"/>
-          <wp:positionH relativeFrom="page">
-            <wp:posOffset>1228344</wp:posOffset>
-          </wp:positionH>
-          <wp:positionV relativeFrom="page">
-            <wp:posOffset>871727</wp:posOffset>
-          </wp:positionV>
-          <wp:extent cx="1978152" cy="347472"/>
-          <wp:effectExtent l="0" t="0" r="0" b="0"/>
-          <wp:wrapNone/>
-          <wp:docPr id="5" name="image1.png"/>
-          <wp:cNvGraphicFramePr>
-            <a:graphicFrameLocks noChangeAspect="1"/>
-          </wp:cNvGraphicFramePr>
-          <a:graphic>
-            <a:graphicData uri="http://schemas.openxmlformats.org/drawingml/2006/picture">
-              <pic:pic>
-                <pic:nvPicPr>
-                  <pic:cNvPr id="6" name="image1.png"/>
-                  <pic:cNvPicPr/>
-                </pic:nvPicPr>
-                <pic:blipFill>
-                  <a:blip r:embed="rId1" cstate="print"/>
-                  <a:stretch>
-                    <a:fillRect/>
-                  </a:stretch>
-                </pic:blipFill>
-                <pic:spPr>
-                  <a:xfrm>
-                    <a:off x="0" y="0"/>
-                    <a:ext cx="1978152" cy="347472"/>
-                  </a:xfrm>
-                  <a:prstGeom prst="rect">
-                    <a:avLst/>
-                  </a:prstGeom>
-                </pic:spPr>
-              </pic:pic>
-            </a:graphicData>
-          </a:graphic>
-        </wp:anchor>
-      </w:drawing>
     </w:r>
   </w:p>
 </w:hdr>
@@ -14157,6 +12080,36 @@
       <w:rPr>
         <w:sz w:val="2"/>
       </w:rPr>
+    </w:pPr>
+  </w:p>
+</w:hdr>
+</file>
+
+<file path=word/header4.xml><?xml version="1.0" encoding="utf-8"?>
+<w:hdr xmlns:m="http://schemas.openxmlformats.org/officeDocument/2006/math" xmlns:mc="http://schemas.openxmlformats.org/markup-compatibility/2006" xmlns:mo="http://schemas.microsoft.com/office/mac/office/2008/main" xmlns:mv="urn:schemas-microsoft-com:mac:vml" xmlns:o="urn:schemas-microsoft-com:office:office" xmlns:r="http://schemas.openxmlformats.org/officeDocument/2006/relationships" xmlns:v="urn:schemas-microsoft-com:vml" xmlns:w10="urn:schemas-microsoft-com:office:word" xmlns:w14="http://schemas.microsoft.com/office/word/2010/wordml" xmlns:w="http://schemas.openxmlformats.org/wordprocessingml/2006/main" xmlns:wne="http://schemas.microsoft.com/office/word/2006/wordml" xmlns:wp14="http://schemas.microsoft.com/office/word/2010/wordprocessingDrawing" xmlns:wp="http://schemas.openxmlformats.org/drawingml/2006/wordprocessingDrawing" xmlns:wpc="http://schemas.microsoft.com/office/word/2010/wordprocessingCanvas" xmlns:wpg="http://schemas.microsoft.com/office/word/2010/wordprocessingGroup" xmlns:wpi="http://schemas.microsoft.com/office/word/2010/wordprocessingInk" xmlns:wps="http://schemas.microsoft.com/office/word/2010/wordprocessingShape" mc:Ignorable="w14 wp14">
+  <w:p>
+    <w:pPr>
+      <w:pStyle w:val="Header"/>
+    </w:pPr>
+  </w:p>
+</w:hdr>
+</file>
+
+<file path=word/header5.xml><?xml version="1.0" encoding="utf-8"?>
+<w:hdr xmlns:m="http://schemas.openxmlformats.org/officeDocument/2006/math" xmlns:mc="http://schemas.openxmlformats.org/markup-compatibility/2006" xmlns:mo="http://schemas.microsoft.com/office/mac/office/2008/main" xmlns:mv="urn:schemas-microsoft-com:mac:vml" xmlns:o="urn:schemas-microsoft-com:office:office" xmlns:r="http://schemas.openxmlformats.org/officeDocument/2006/relationships" xmlns:v="urn:schemas-microsoft-com:vml" xmlns:w10="urn:schemas-microsoft-com:office:word" xmlns:w14="http://schemas.microsoft.com/office/word/2010/wordml" xmlns:w="http://schemas.openxmlformats.org/wordprocessingml/2006/main" xmlns:wne="http://schemas.microsoft.com/office/word/2006/wordml" xmlns:wp14="http://schemas.microsoft.com/office/word/2010/wordprocessingDrawing" xmlns:wp="http://schemas.openxmlformats.org/drawingml/2006/wordprocessingDrawing" xmlns:wpc="http://schemas.microsoft.com/office/word/2010/wordprocessingCanvas" xmlns:wpg="http://schemas.microsoft.com/office/word/2010/wordprocessingGroup" xmlns:wpi="http://schemas.microsoft.com/office/word/2010/wordprocessingInk" xmlns:wps="http://schemas.microsoft.com/office/word/2010/wordprocessingShape" mc:Ignorable="w14 wp14">
+  <w:p>
+    <w:pPr>
+      <w:pStyle w:val="Header"/>
+    </w:pPr>
+  </w:p>
+</w:hdr>
+</file>
+
+<file path=word/header6.xml><?xml version="1.0" encoding="utf-8"?>
+<w:hdr xmlns:m="http://schemas.openxmlformats.org/officeDocument/2006/math" xmlns:mc="http://schemas.openxmlformats.org/markup-compatibility/2006" xmlns:mo="http://schemas.microsoft.com/office/mac/office/2008/main" xmlns:mv="urn:schemas-microsoft-com:mac:vml" xmlns:o="urn:schemas-microsoft-com:office:office" xmlns:r="http://schemas.openxmlformats.org/officeDocument/2006/relationships" xmlns:v="urn:schemas-microsoft-com:vml" xmlns:w10="urn:schemas-microsoft-com:office:word" xmlns:w14="http://schemas.microsoft.com/office/word/2010/wordml" xmlns:w="http://schemas.openxmlformats.org/wordprocessingml/2006/main" xmlns:wne="http://schemas.microsoft.com/office/word/2006/wordml" xmlns:wp14="http://schemas.microsoft.com/office/word/2010/wordprocessingDrawing" xmlns:wp="http://schemas.openxmlformats.org/drawingml/2006/wordprocessingDrawing" xmlns:wpc="http://schemas.microsoft.com/office/word/2010/wordprocessingCanvas" xmlns:wpg="http://schemas.microsoft.com/office/word/2010/wordprocessingGroup" xmlns:wpi="http://schemas.microsoft.com/office/word/2010/wordprocessingInk" xmlns:wps="http://schemas.microsoft.com/office/word/2010/wordprocessingShape" mc:Ignorable="w14 wp14">
+  <w:p>
+    <w:pPr>
+      <w:pStyle w:val="Header"/>
     </w:pPr>
   </w:p>
 </w:hdr>
